--- a/docs/apply/12-upcoming/upcoming-kit-2026-10-06.docx
+++ b/docs/apply/12-upcoming/upcoming-kit-2026-10-06.docx
@@ -1545,7 +1545,7 @@
                 <w:b w:val="0"/>
                 <w:sz w:val="19"/>
               </w:rPr>
-              <w:t xml:space="preserve"> (10월 초 추정, 12월 개최)</w:t>
+              <w:t xml:space="preserve"> (10월 초 추정, 12월 개최 — 10-06 재검색에도 마감 정보 없음. 6월 제주 개최 KCC 2026 은 다른 행사)</w:t>
             </w:r>
           </w:p>
         </w:tc>
@@ -1636,7 +1636,7 @@
                 <w:b w:val="0"/>
                 <w:sz w:val="19"/>
               </w:rPr>
-              <w:t xml:space="preserve"> (10월 중순 추정, 작년 11/27~28)</w:t>
+              <w:t xml:space="preserve"> (10월 중순 추정, 작년 11/27~28 — 10-06 재검색에도 2026 공고 없음)</w:t>
             </w:r>
           </w:p>
         </w:tc>
@@ -1911,7 +1911,7 @@
           <w:rFonts w:ascii="Malgun Gothic" w:hAnsi="Malgun Gothic" w:eastAsia="Malgun Gothic" w:cs="Malgun Gothic"/>
           <w:b w:val="0"/>
         </w:rPr>
-        <w:t xml:space="preserve"> [논문제안서 원고](../11-reb-paper/proposal.md)(Posting 트랙 · Word 본: `11-reb-paper/proposal-2026-10-06.docx`). 공고가 뜨면 3일 안에 낼 수 있게 서식 확인만 남겼다. 먼저 확인: 주제 범위, 제안서 분량, 개인 참가, 부동산원 자료 활용 요건, 최종논문 마감(제2회는 12-01). 공고를 감시한다.</w:t>
+        <w:t xml:space="preserve"> [논문제안서 원고](../11-reb-paper/proposal.md)(Posting 트랙 · Word 본: `11-reb-paper/proposal-2026-10-06.docx`). 공고가 뜨면 3일 안에 낼 수 있게 서식 확인만 남겼다. 먼저 확인: 주제 범위, 제안서 분량, 개인 참가, 부동산원 자료 활용 요건, 최종논문 마감(제2회는 12-01). 제2회 주제 범위(검색 요약)는 국가승인통계 활용 실증분석 · 공공데이터 기반 부동산시장 분석 · AI·빅데이터 기반 부동산정보 활용방안 · 신규 통계·정보 개발 · 부동산정보 활용 경제·사회현상 분석이었고, 제안서는 이 중 공공데이터 기반 활용방안에 가깝다. 공고를 감시한다.</w:t>
       </w:r>
     </w:p>
     <w:p>

--- a/docs/apply/12-upcoming/upcoming-kit-2026-10-06.docx
+++ b/docs/apply/12-upcoming/upcoming-kit-2026-10-06.docx
@@ -3492,6 +3492,903 @@
         <w:t>5. 동시에 두 개 이상 쓰지 않는다.</w:t>
       </w:r>
     </w:p>
+    <w:p>
+      <w:pPr>
+        <w:pStyle w:val="Heading1"/>
+      </w:pPr>
+      <w:r>
+        <w:rPr>
+          <w:rFonts w:ascii="Malgun Gothic" w:hAnsi="Malgun Gothic" w:eastAsia="Malgun Gothic" w:cs="Malgun Gothic"/>
+          <w:b w:val="0"/>
+        </w:rPr>
+        <w:t>10-06 추가 탐색 — 새로 찾은 자리와 제외 판단 (검색 요약 · 원문 미대조)</w:t>
+      </w:r>
+    </w:p>
+    <w:p>
+      <w:r>
+        <w:rPr>
+          <w:rFonts w:ascii="Malgun Gothic" w:hAnsi="Malgun Gothic" w:eastAsia="Malgun Gothic" w:cs="Malgun Gothic"/>
+          <w:b w:val="0"/>
+        </w:rPr>
+        <w:t xml:space="preserve">캘린더에 없던 자리를 검색으로 더 찾았다. </w:t>
+      </w:r>
+      <w:r>
+        <w:rPr>
+          <w:rFonts w:ascii="Malgun Gothic" w:hAnsi="Malgun Gothic" w:eastAsia="Malgun Gothic" w:cs="Malgun Gothic"/>
+          <w:b/>
+        </w:rPr>
+        <w:t>지금 낼 만한 새 자리는 없었다.</w:t>
+      </w:r>
+      <w:r>
+        <w:rPr>
+          <w:rFonts w:ascii="Malgun Gothic" w:hAnsi="Malgun Gothic" w:eastAsia="Malgun Gothic" w:cs="Malgun Gothic"/>
+          <w:b w:val="0"/>
+        </w:rPr>
+        <w:t xml:space="preserve"> 아래는 찾았고 왜 뺐는지의 기록이다(다시 검색하는 수고를 막으려고 남긴다).</w:t>
+      </w:r>
+    </w:p>
+    <w:tbl>
+      <w:tblPr>
+        <w:tblW w:type="auto" w:w="0"/>
+        <w:tblLook w:firstColumn="1" w:firstRow="1" w:lastColumn="0" w:lastRow="0" w:noHBand="0" w:noVBand="1" w:val="04A0"/>
+      </w:tblPr>
+      <w:tblGrid>
+        <w:gridCol w:w="3099"/>
+        <w:gridCol w:w="3099"/>
+        <w:gridCol w:w="3099"/>
+      </w:tblGrid>
+      <w:tr>
+        <w:tc>
+          <w:tcPr>
+            <w:tcW w:type="dxa" w:w="3099"/>
+            <w:tcBorders>
+              <w:top w:val="single" w:sz="4" w:color="999999"/>
+              <w:bottom w:val="single" w:sz="4" w:color="999999"/>
+            </w:tcBorders>
+          </w:tcPr>
+          <w:p>
+            <w:pPr>
+              <w:spacing w:after="40"/>
+            </w:pPr>
+            <w:r>
+              <w:rPr>
+                <w:b/>
+                <w:sz w:val="19"/>
+              </w:rPr>
+            </w:r>
+            <w:r>
+              <w:rPr>
+                <w:rFonts w:ascii="Malgun Gothic" w:hAnsi="Malgun Gothic" w:eastAsia="Malgun Gothic" w:cs="Malgun Gothic"/>
+                <w:b/>
+                <w:sz w:val="19"/>
+              </w:rPr>
+              <w:t>자리</w:t>
+            </w:r>
+          </w:p>
+        </w:tc>
+        <w:tc>
+          <w:tcPr>
+            <w:tcW w:type="dxa" w:w="3099"/>
+            <w:tcBorders>
+              <w:top w:val="single" w:sz="4" w:color="999999"/>
+              <w:bottom w:val="single" w:sz="4" w:color="999999"/>
+            </w:tcBorders>
+          </w:tcPr>
+          <w:p>
+            <w:pPr>
+              <w:spacing w:after="40"/>
+            </w:pPr>
+            <w:r>
+              <w:rPr>
+                <w:b/>
+                <w:sz w:val="19"/>
+              </w:rPr>
+            </w:r>
+            <w:r>
+              <w:rPr>
+                <w:rFonts w:ascii="Malgun Gothic" w:hAnsi="Malgun Gothic" w:eastAsia="Malgun Gothic" w:cs="Malgun Gothic"/>
+                <w:b/>
+                <w:sz w:val="19"/>
+              </w:rPr>
+              <w:t>일정</w:t>
+            </w:r>
+          </w:p>
+        </w:tc>
+        <w:tc>
+          <w:tcPr>
+            <w:tcW w:type="dxa" w:w="3099"/>
+            <w:tcBorders>
+              <w:top w:val="single" w:sz="4" w:color="999999"/>
+              <w:bottom w:val="single" w:sz="4" w:color="999999"/>
+            </w:tcBorders>
+          </w:tcPr>
+          <w:p>
+            <w:pPr>
+              <w:spacing w:after="40"/>
+            </w:pPr>
+            <w:r>
+              <w:rPr>
+                <w:b/>
+                <w:sz w:val="19"/>
+              </w:rPr>
+            </w:r>
+            <w:r>
+              <w:rPr>
+                <w:rFonts w:ascii="Malgun Gothic" w:hAnsi="Malgun Gothic" w:eastAsia="Malgun Gothic" w:cs="Malgun Gothic"/>
+                <w:b/>
+                <w:sz w:val="19"/>
+              </w:rPr>
+              <w:t>뺀 이유</w:t>
+            </w:r>
+          </w:p>
+        </w:tc>
+      </w:tr>
+      <w:tr>
+        <w:tc>
+          <w:tcPr>
+            <w:tcW w:type="dxa" w:w="3099"/>
+            <w:tcBorders>
+              <w:top w:val="single" w:sz="4" w:color="999999"/>
+              <w:bottom w:val="single" w:sz="4" w:color="999999"/>
+            </w:tcBorders>
+          </w:tcPr>
+          <w:p>
+            <w:pPr>
+              <w:spacing w:after="40"/>
+            </w:pPr>
+            <w:r>
+              <w:rPr>
+                <w:sz w:val="19"/>
+              </w:rPr>
+            </w:r>
+            <w:r>
+              <w:rPr>
+                <w:rFonts w:ascii="Malgun Gothic" w:hAnsi="Malgun Gothic" w:eastAsia="Malgun Gothic" w:cs="Malgun Gothic"/>
+                <w:b w:val="0"/>
+                <w:sz w:val="19"/>
+              </w:rPr>
+              <w:t>2026 소상공인365 활용사례 공모전</w:t>
+            </w:r>
+          </w:p>
+        </w:tc>
+        <w:tc>
+          <w:tcPr>
+            <w:tcW w:type="dxa" w:w="3099"/>
+            <w:tcBorders>
+              <w:top w:val="single" w:sz="4" w:color="999999"/>
+              <w:bottom w:val="single" w:sz="4" w:color="999999"/>
+            </w:tcBorders>
+          </w:tcPr>
+          <w:p>
+            <w:pPr>
+              <w:spacing w:after="40"/>
+            </w:pPr>
+            <w:r>
+              <w:rPr>
+                <w:sz w:val="19"/>
+              </w:rPr>
+            </w:r>
+            <w:r>
+              <w:rPr>
+                <w:rFonts w:ascii="Malgun Gothic" w:hAnsi="Malgun Gothic" w:eastAsia="Malgun Gothic" w:cs="Malgun Gothic"/>
+                <w:b w:val="0"/>
+                <w:sz w:val="19"/>
+              </w:rPr>
+              <w:t>9/16~10/14 · 개인 또는 5인 팀 · 최우수 디지털 온누리상품권 60만원 등 소액</w:t>
+            </w:r>
+          </w:p>
+        </w:tc>
+        <w:tc>
+          <w:tcPr>
+            <w:tcW w:type="dxa" w:w="3099"/>
+            <w:tcBorders>
+              <w:top w:val="single" w:sz="4" w:color="999999"/>
+              <w:bottom w:val="single" w:sz="4" w:color="999999"/>
+            </w:tcBorders>
+          </w:tcPr>
+          <w:p>
+            <w:pPr>
+              <w:spacing w:after="40"/>
+            </w:pPr>
+            <w:r>
+              <w:rPr>
+                <w:sz w:val="19"/>
+              </w:rPr>
+            </w:r>
+            <w:r>
+              <w:rPr>
+                <w:rFonts w:ascii="Malgun Gothic" w:hAnsi="Malgun Gothic" w:eastAsia="Malgun Gothic" w:cs="Malgun Gothic"/>
+                <w:b w:val="0"/>
+                <w:sz w:val="19"/>
+              </w:rPr>
+              <w:t xml:space="preserve">주제가 '소상공인365 서비스 활용사례'다. PlaceOS 는 그 서비스의 활용사례가 아니다(소진공 상가정보 공개 API 를 쓸 뿐). </w:t>
+            </w:r>
+            <w:r>
+              <w:rPr>
+                <w:rFonts w:ascii="Malgun Gothic" w:hAnsi="Malgun Gothic" w:eastAsia="Malgun Gothic" w:cs="Malgun Gothic"/>
+                <w:b/>
+                <w:sz w:val="19"/>
+              </w:rPr>
+              <w:t>소상공인365 를 실제로 쓴 경험을 낼 수 있다면 재검토</w:t>
+            </w:r>
+          </w:p>
+        </w:tc>
+      </w:tr>
+      <w:tr>
+        <w:tc>
+          <w:tcPr>
+            <w:tcW w:type="dxa" w:w="3099"/>
+            <w:tcBorders>
+              <w:top w:val="single" w:sz="4" w:color="999999"/>
+              <w:bottom w:val="single" w:sz="4" w:color="999999"/>
+            </w:tcBorders>
+          </w:tcPr>
+          <w:p>
+            <w:pPr>
+              <w:spacing w:after="40"/>
+            </w:pPr>
+            <w:r>
+              <w:rPr>
+                <w:sz w:val="19"/>
+              </w:rPr>
+            </w:r>
+            <w:r>
+              <w:rPr>
+                <w:rFonts w:ascii="Malgun Gothic" w:hAnsi="Malgun Gothic" w:eastAsia="Malgun Gothic" w:cs="Malgun Gothic"/>
+                <w:b w:val="0"/>
+                <w:sz w:val="19"/>
+              </w:rPr>
+              <w:t>제주 관광 데이터 활용사례 공모전</w:t>
+            </w:r>
+          </w:p>
+        </w:tc>
+        <w:tc>
+          <w:tcPr>
+            <w:tcW w:type="dxa" w:w="3099"/>
+            <w:tcBorders>
+              <w:top w:val="single" w:sz="4" w:color="999999"/>
+              <w:bottom w:val="single" w:sz="4" w:color="999999"/>
+            </w:tcBorders>
+          </w:tcPr>
+          <w:p>
+            <w:pPr>
+              <w:spacing w:after="40"/>
+            </w:pPr>
+            <w:r>
+              <w:rPr>
+                <w:sz w:val="19"/>
+              </w:rPr>
+            </w:r>
+            <w:r>
+              <w:rPr>
+                <w:rFonts w:ascii="Malgun Gothic" w:hAnsi="Malgun Gothic" w:eastAsia="Malgun Gothic" w:cs="Malgun Gothic"/>
+                <w:b w:val="0"/>
+                <w:sz w:val="19"/>
+              </w:rPr>
+              <w:t>9/1~10/31</w:t>
+            </w:r>
+          </w:p>
+        </w:tc>
+        <w:tc>
+          <w:tcPr>
+            <w:tcW w:type="dxa" w:w="3099"/>
+            <w:tcBorders>
+              <w:top w:val="single" w:sz="4" w:color="999999"/>
+              <w:bottom w:val="single" w:sz="4" w:color="999999"/>
+            </w:tcBorders>
+          </w:tcPr>
+          <w:p>
+            <w:pPr>
+              <w:spacing w:after="40"/>
+            </w:pPr>
+            <w:r>
+              <w:rPr>
+                <w:sz w:val="19"/>
+              </w:rPr>
+            </w:r>
+            <w:r>
+              <w:rPr>
+                <w:rFonts w:ascii="Malgun Gothic" w:hAnsi="Malgun Gothic" w:eastAsia="Malgun Gothic" w:cs="Malgun Gothic"/>
+                <w:b w:val="0"/>
+                <w:sz w:val="19"/>
+              </w:rPr>
+              <w:t>제주관광빅데이터플랫폼 이용자 대상 · 제주 관광 도메인 — 서울 상권·공실과 거리가 멀다</w:t>
+            </w:r>
+          </w:p>
+        </w:tc>
+      </w:tr>
+      <w:tr>
+        <w:tc>
+          <w:tcPr>
+            <w:tcW w:type="dxa" w:w="3099"/>
+            <w:tcBorders>
+              <w:top w:val="single" w:sz="4" w:color="999999"/>
+              <w:bottom w:val="single" w:sz="4" w:color="999999"/>
+            </w:tcBorders>
+          </w:tcPr>
+          <w:p>
+            <w:pPr>
+              <w:spacing w:after="40"/>
+            </w:pPr>
+            <w:r>
+              <w:rPr>
+                <w:sz w:val="19"/>
+              </w:rPr>
+            </w:r>
+            <w:r>
+              <w:rPr>
+                <w:rFonts w:ascii="Malgun Gothic" w:hAnsi="Malgun Gothic" w:eastAsia="Malgun Gothic" w:cs="Malgun Gothic"/>
+                <w:b w:val="0"/>
+                <w:sz w:val="19"/>
+              </w:rPr>
+              <w:t>국민체육진흥공단 공공데이터 활용 경진대회</w:t>
+            </w:r>
+          </w:p>
+        </w:tc>
+        <w:tc>
+          <w:tcPr>
+            <w:tcW w:type="dxa" w:w="3099"/>
+            <w:tcBorders>
+              <w:top w:val="single" w:sz="4" w:color="999999"/>
+              <w:bottom w:val="single" w:sz="4" w:color="999999"/>
+            </w:tcBorders>
+          </w:tcPr>
+          <w:p>
+            <w:pPr>
+              <w:spacing w:after="40"/>
+            </w:pPr>
+            <w:r>
+              <w:rPr>
+                <w:sz w:val="19"/>
+              </w:rPr>
+            </w:r>
+            <w:r>
+              <w:rPr>
+                <w:rFonts w:ascii="Malgun Gothic" w:hAnsi="Malgun Gothic" w:eastAsia="Malgun Gothic" w:cs="Malgun Gothic"/>
+                <w:b w:val="0"/>
+                <w:sz w:val="19"/>
+              </w:rPr>
+              <w:t>6/8~10/3</w:t>
+            </w:r>
+          </w:p>
+        </w:tc>
+        <w:tc>
+          <w:tcPr>
+            <w:tcW w:type="dxa" w:w="3099"/>
+            <w:tcBorders>
+              <w:top w:val="single" w:sz="4" w:color="999999"/>
+              <w:bottom w:val="single" w:sz="4" w:color="999999"/>
+            </w:tcBorders>
+          </w:tcPr>
+          <w:p>
+            <w:pPr>
+              <w:spacing w:after="40"/>
+            </w:pPr>
+            <w:r>
+              <w:rPr>
+                <w:sz w:val="19"/>
+              </w:rPr>
+            </w:r>
+            <w:r>
+              <w:rPr>
+                <w:rFonts w:ascii="Malgun Gothic" w:hAnsi="Malgun Gothic" w:eastAsia="Malgun Gothic" w:cs="Malgun Gothic"/>
+                <w:b w:val="0"/>
+                <w:sz w:val="19"/>
+              </w:rPr>
+              <w:t>접수 종료</w:t>
+            </w:r>
+          </w:p>
+        </w:tc>
+      </w:tr>
+      <w:tr>
+        <w:tc>
+          <w:tcPr>
+            <w:tcW w:type="dxa" w:w="3099"/>
+            <w:tcBorders>
+              <w:top w:val="single" w:sz="4" w:color="999999"/>
+              <w:bottom w:val="single" w:sz="4" w:color="999999"/>
+            </w:tcBorders>
+          </w:tcPr>
+          <w:p>
+            <w:pPr>
+              <w:spacing w:after="40"/>
+            </w:pPr>
+            <w:r>
+              <w:rPr>
+                <w:sz w:val="19"/>
+              </w:rPr>
+            </w:r>
+            <w:r>
+              <w:rPr>
+                <w:rFonts w:ascii="Malgun Gothic" w:hAnsi="Malgun Gothic" w:eastAsia="Malgun Gothic" w:cs="Malgun Gothic"/>
+                <w:b w:val="0"/>
+                <w:sz w:val="19"/>
+              </w:rPr>
+              <w:t>부산 Big Data 활용 대회</w:t>
+            </w:r>
+          </w:p>
+        </w:tc>
+        <w:tc>
+          <w:tcPr>
+            <w:tcW w:type="dxa" w:w="3099"/>
+            <w:tcBorders>
+              <w:top w:val="single" w:sz="4" w:color="999999"/>
+              <w:bottom w:val="single" w:sz="4" w:color="999999"/>
+            </w:tcBorders>
+          </w:tcPr>
+          <w:p>
+            <w:pPr>
+              <w:spacing w:after="40"/>
+            </w:pPr>
+            <w:r>
+              <w:rPr>
+                <w:sz w:val="19"/>
+              </w:rPr>
+            </w:r>
+            <w:r>
+              <w:rPr>
+                <w:rFonts w:ascii="Malgun Gothic" w:hAnsi="Malgun Gothic" w:eastAsia="Malgun Gothic" w:cs="Malgun Gothic"/>
+                <w:b w:val="0"/>
+                <w:sz w:val="19"/>
+              </w:rPr>
+              <w:t>접수 9/18</w:t>
+            </w:r>
+          </w:p>
+        </w:tc>
+        <w:tc>
+          <w:tcPr>
+            <w:tcW w:type="dxa" w:w="3099"/>
+            <w:tcBorders>
+              <w:top w:val="single" w:sz="4" w:color="999999"/>
+              <w:bottom w:val="single" w:sz="4" w:color="999999"/>
+            </w:tcBorders>
+          </w:tcPr>
+          <w:p>
+            <w:pPr>
+              <w:spacing w:after="40"/>
+            </w:pPr>
+            <w:r>
+              <w:rPr>
+                <w:sz w:val="19"/>
+              </w:rPr>
+            </w:r>
+            <w:r>
+              <w:rPr>
+                <w:rFonts w:ascii="Malgun Gothic" w:hAnsi="Malgun Gothic" w:eastAsia="Malgun Gothic" w:cs="Malgun Gothic"/>
+                <w:b w:val="0"/>
+                <w:sz w:val="19"/>
+              </w:rPr>
+              <w:t>접수 종료</w:t>
+            </w:r>
+          </w:p>
+        </w:tc>
+      </w:tr>
+      <w:tr>
+        <w:tc>
+          <w:tcPr>
+            <w:tcW w:type="dxa" w:w="3099"/>
+            <w:tcBorders>
+              <w:top w:val="single" w:sz="4" w:color="999999"/>
+              <w:bottom w:val="single" w:sz="4" w:color="999999"/>
+            </w:tcBorders>
+          </w:tcPr>
+          <w:p>
+            <w:pPr>
+              <w:spacing w:after="40"/>
+            </w:pPr>
+            <w:r>
+              <w:rPr>
+                <w:sz w:val="19"/>
+              </w:rPr>
+            </w:r>
+            <w:r>
+              <w:rPr>
+                <w:rFonts w:ascii="Malgun Gothic" w:hAnsi="Malgun Gothic" w:eastAsia="Malgun Gothic" w:cs="Malgun Gothic"/>
+                <w:b w:val="0"/>
+                <w:sz w:val="19"/>
+              </w:rPr>
+              <w:t>2026 AI 창업 경진대회(부산정보산업진흥원)</w:t>
+            </w:r>
+          </w:p>
+        </w:tc>
+        <w:tc>
+          <w:tcPr>
+            <w:tcW w:type="dxa" w:w="3099"/>
+            <w:tcBorders>
+              <w:top w:val="single" w:sz="4" w:color="999999"/>
+              <w:bottom w:val="single" w:sz="4" w:color="999999"/>
+            </w:tcBorders>
+          </w:tcPr>
+          <w:p>
+            <w:pPr>
+              <w:spacing w:after="40"/>
+            </w:pPr>
+            <w:r>
+              <w:rPr>
+                <w:sz w:val="19"/>
+              </w:rPr>
+            </w:r>
+            <w:r>
+              <w:rPr>
+                <w:rFonts w:ascii="Malgun Gothic" w:hAnsi="Malgun Gothic" w:eastAsia="Malgun Gothic" w:cs="Malgun Gothic"/>
+                <w:b w:val="0"/>
+                <w:sz w:val="19"/>
+              </w:rPr>
+              <w:t>9/7~9/30</w:t>
+            </w:r>
+          </w:p>
+        </w:tc>
+        <w:tc>
+          <w:tcPr>
+            <w:tcW w:type="dxa" w:w="3099"/>
+            <w:tcBorders>
+              <w:top w:val="single" w:sz="4" w:color="999999"/>
+              <w:bottom w:val="single" w:sz="4" w:color="999999"/>
+            </w:tcBorders>
+          </w:tcPr>
+          <w:p>
+            <w:pPr>
+              <w:spacing w:after="40"/>
+            </w:pPr>
+            <w:r>
+              <w:rPr>
+                <w:sz w:val="19"/>
+              </w:rPr>
+            </w:r>
+            <w:r>
+              <w:rPr>
+                <w:rFonts w:ascii="Malgun Gothic" w:hAnsi="Malgun Gothic" w:eastAsia="Malgun Gothic" w:cs="Malgun Gothic"/>
+                <w:b w:val="0"/>
+                <w:sz w:val="19"/>
+              </w:rPr>
+              <w:t>접수 종료 · 지역 요건 추정</w:t>
+            </w:r>
+          </w:p>
+        </w:tc>
+      </w:tr>
+      <w:tr>
+        <w:tc>
+          <w:tcPr>
+            <w:tcW w:type="dxa" w:w="3099"/>
+            <w:tcBorders>
+              <w:top w:val="single" w:sz="4" w:color="999999"/>
+              <w:bottom w:val="single" w:sz="4" w:color="999999"/>
+            </w:tcBorders>
+          </w:tcPr>
+          <w:p>
+            <w:pPr>
+              <w:spacing w:after="40"/>
+            </w:pPr>
+            <w:r>
+              <w:rPr>
+                <w:sz w:val="19"/>
+              </w:rPr>
+            </w:r>
+            <w:r>
+              <w:rPr>
+                <w:rFonts w:ascii="Malgun Gothic" w:hAnsi="Malgun Gothic" w:eastAsia="Malgun Gothic" w:cs="Malgun Gothic"/>
+                <w:b w:val="0"/>
+                <w:sz w:val="19"/>
+              </w:rPr>
+              <w:t>IMPACT ON 강북 창업경진대회</w:t>
+            </w:r>
+          </w:p>
+        </w:tc>
+        <w:tc>
+          <w:tcPr>
+            <w:tcW w:type="dxa" w:w="3099"/>
+            <w:tcBorders>
+              <w:top w:val="single" w:sz="4" w:color="999999"/>
+              <w:bottom w:val="single" w:sz="4" w:color="999999"/>
+            </w:tcBorders>
+          </w:tcPr>
+          <w:p>
+            <w:pPr>
+              <w:spacing w:after="40"/>
+            </w:pPr>
+            <w:r>
+              <w:rPr>
+                <w:sz w:val="19"/>
+              </w:rPr>
+            </w:r>
+            <w:r>
+              <w:rPr>
+                <w:rFonts w:ascii="Malgun Gothic" w:hAnsi="Malgun Gothic" w:eastAsia="Malgun Gothic" w:cs="Malgun Gothic"/>
+                <w:b w:val="0"/>
+                <w:sz w:val="19"/>
+              </w:rPr>
+              <w:t>8/11~8/27</w:t>
+            </w:r>
+          </w:p>
+        </w:tc>
+        <w:tc>
+          <w:tcPr>
+            <w:tcW w:type="dxa" w:w="3099"/>
+            <w:tcBorders>
+              <w:top w:val="single" w:sz="4" w:color="999999"/>
+              <w:bottom w:val="single" w:sz="4" w:color="999999"/>
+            </w:tcBorders>
+          </w:tcPr>
+          <w:p>
+            <w:pPr>
+              <w:spacing w:after="40"/>
+            </w:pPr>
+            <w:r>
+              <w:rPr>
+                <w:sz w:val="19"/>
+              </w:rPr>
+            </w:r>
+            <w:r>
+              <w:rPr>
+                <w:rFonts w:ascii="Malgun Gothic" w:hAnsi="Malgun Gothic" w:eastAsia="Malgun Gothic" w:cs="Malgun Gothic"/>
+                <w:b w:val="0"/>
+                <w:sz w:val="19"/>
+              </w:rPr>
+              <w:t>접수 종료 · 강북구 거주·생활권 청년 또는 강북청년창업마루 입주 요건</w:t>
+            </w:r>
+          </w:p>
+        </w:tc>
+      </w:tr>
+      <w:tr>
+        <w:tc>
+          <w:tcPr>
+            <w:tcW w:type="dxa" w:w="3099"/>
+            <w:tcBorders>
+              <w:top w:val="single" w:sz="4" w:color="999999"/>
+              <w:bottom w:val="single" w:sz="4" w:color="999999"/>
+            </w:tcBorders>
+          </w:tcPr>
+          <w:p>
+            <w:pPr>
+              <w:spacing w:after="40"/>
+            </w:pPr>
+            <w:r>
+              <w:rPr>
+                <w:sz w:val="19"/>
+              </w:rPr>
+            </w:r>
+            <w:r>
+              <w:rPr>
+                <w:rFonts w:ascii="Malgun Gothic" w:hAnsi="Malgun Gothic" w:eastAsia="Malgun Gothic" w:cs="Malgun Gothic"/>
+                <w:b w:val="0"/>
+                <w:sz w:val="19"/>
+              </w:rPr>
+              <w:t>제10회 벤처창업아이템 경진대회</w:t>
+            </w:r>
+          </w:p>
+        </w:tc>
+        <w:tc>
+          <w:tcPr>
+            <w:tcW w:type="dxa" w:w="3099"/>
+            <w:tcBorders>
+              <w:top w:val="single" w:sz="4" w:color="999999"/>
+              <w:bottom w:val="single" w:sz="4" w:color="999999"/>
+            </w:tcBorders>
+          </w:tcPr>
+          <w:p>
+            <w:pPr>
+              <w:spacing w:after="40"/>
+            </w:pPr>
+            <w:r>
+              <w:rPr>
+                <w:sz w:val="19"/>
+              </w:rPr>
+            </w:r>
+            <w:r>
+              <w:rPr>
+                <w:rFonts w:ascii="Malgun Gothic" w:hAnsi="Malgun Gothic" w:eastAsia="Malgun Gothic" w:cs="Malgun Gothic"/>
+                <w:b w:val="0"/>
+                <w:sz w:val="19"/>
+              </w:rPr>
+              <w:t>~8/16</w:t>
+            </w:r>
+          </w:p>
+        </w:tc>
+        <w:tc>
+          <w:tcPr>
+            <w:tcW w:type="dxa" w:w="3099"/>
+            <w:tcBorders>
+              <w:top w:val="single" w:sz="4" w:color="999999"/>
+              <w:bottom w:val="single" w:sz="4" w:color="999999"/>
+            </w:tcBorders>
+          </w:tcPr>
+          <w:p>
+            <w:pPr>
+              <w:spacing w:after="40"/>
+            </w:pPr>
+            <w:r>
+              <w:rPr>
+                <w:sz w:val="19"/>
+              </w:rPr>
+            </w:r>
+            <w:r>
+              <w:rPr>
+                <w:rFonts w:ascii="Malgun Gothic" w:hAnsi="Malgun Gothic" w:eastAsia="Malgun Gothic" w:cs="Malgun Gothic"/>
+                <w:b w:val="0"/>
+                <w:sz w:val="19"/>
+              </w:rPr>
+              <w:t>접수 종료 · 한국폴리텍 재학생·졸업생, 고등학생 대상</w:t>
+            </w:r>
+          </w:p>
+        </w:tc>
+      </w:tr>
+      <w:tr>
+        <w:tc>
+          <w:tcPr>
+            <w:tcW w:type="dxa" w:w="3099"/>
+            <w:tcBorders>
+              <w:top w:val="single" w:sz="4" w:color="999999"/>
+              <w:bottom w:val="single" w:sz="4" w:color="999999"/>
+            </w:tcBorders>
+          </w:tcPr>
+          <w:p>
+            <w:pPr>
+              <w:spacing w:after="40"/>
+            </w:pPr>
+            <w:r>
+              <w:rPr>
+                <w:sz w:val="19"/>
+              </w:rPr>
+            </w:r>
+            <w:r>
+              <w:rPr>
+                <w:rFonts w:ascii="Malgun Gothic" w:hAnsi="Malgun Gothic" w:eastAsia="Malgun Gothic" w:cs="Malgun Gothic"/>
+                <w:b w:val="0"/>
+                <w:sz w:val="19"/>
+              </w:rPr>
+              <w:t>충남·경남 등 지역 공공데이터·AI 창업 경진대회</w:t>
+            </w:r>
+          </w:p>
+        </w:tc>
+        <w:tc>
+          <w:tcPr>
+            <w:tcW w:type="dxa" w:w="3099"/>
+            <w:tcBorders>
+              <w:top w:val="single" w:sz="4" w:color="999999"/>
+              <w:bottom w:val="single" w:sz="4" w:color="999999"/>
+            </w:tcBorders>
+          </w:tcPr>
+          <w:p>
+            <w:pPr>
+              <w:spacing w:after="40"/>
+            </w:pPr>
+            <w:r>
+              <w:rPr>
+                <w:sz w:val="19"/>
+              </w:rPr>
+            </w:r>
+            <w:r>
+              <w:rPr>
+                <w:rFonts w:ascii="Malgun Gothic" w:hAnsi="Malgun Gothic" w:eastAsia="Malgun Gothic" w:cs="Malgun Gothic"/>
+                <w:b w:val="0"/>
+                <w:sz w:val="19"/>
+              </w:rPr>
+              <w:t>상반기~</w:t>
+            </w:r>
+          </w:p>
+        </w:tc>
+        <w:tc>
+          <w:tcPr>
+            <w:tcW w:type="dxa" w:w="3099"/>
+            <w:tcBorders>
+              <w:top w:val="single" w:sz="4" w:color="999999"/>
+              <w:bottom w:val="single" w:sz="4" w:color="999999"/>
+            </w:tcBorders>
+          </w:tcPr>
+          <w:p>
+            <w:pPr>
+              <w:spacing w:after="40"/>
+            </w:pPr>
+            <w:r>
+              <w:rPr>
+                <w:sz w:val="19"/>
+              </w:rPr>
+            </w:r>
+            <w:r>
+              <w:rPr>
+                <w:rFonts w:ascii="Malgun Gothic" w:hAnsi="Malgun Gothic" w:eastAsia="Malgun Gothic" w:cs="Malgun Gothic"/>
+                <w:b w:val="0"/>
+                <w:sz w:val="19"/>
+              </w:rPr>
+              <w:t>지역 예선 · 접수 종료가 대부분 · 지역 요건 가능성</w:t>
+            </w:r>
+          </w:p>
+        </w:tc>
+      </w:tr>
+      <w:tr>
+        <w:tc>
+          <w:tcPr>
+            <w:tcW w:type="dxa" w:w="3099"/>
+            <w:tcBorders>
+              <w:top w:val="single" w:sz="4" w:color="999999"/>
+              <w:bottom w:val="single" w:sz="4" w:color="999999"/>
+            </w:tcBorders>
+          </w:tcPr>
+          <w:p>
+            <w:pPr>
+              <w:spacing w:after="40"/>
+            </w:pPr>
+            <w:r>
+              <w:rPr>
+                <w:sz w:val="19"/>
+              </w:rPr>
+            </w:r>
+            <w:r>
+              <w:rPr>
+                <w:rFonts w:ascii="Malgun Gothic" w:hAnsi="Malgun Gothic" w:eastAsia="Malgun Gothic" w:cs="Malgun Gothic"/>
+                <w:b w:val="0"/>
+                <w:sz w:val="19"/>
+              </w:rPr>
+              <w:t>2026 고용24 국민참여 AI 고용서비스 발굴 온라인 해커톤</w:t>
+            </w:r>
+          </w:p>
+        </w:tc>
+        <w:tc>
+          <w:tcPr>
+            <w:tcW w:type="dxa" w:w="3099"/>
+            <w:tcBorders>
+              <w:top w:val="single" w:sz="4" w:color="999999"/>
+              <w:bottom w:val="single" w:sz="4" w:color="999999"/>
+            </w:tcBorders>
+          </w:tcPr>
+          <w:p>
+            <w:pPr>
+              <w:spacing w:after="40"/>
+            </w:pPr>
+            <w:r>
+              <w:rPr>
+                <w:sz w:val="19"/>
+              </w:rPr>
+            </w:r>
+            <w:r>
+              <w:rPr>
+                <w:rFonts w:ascii="Malgun Gothic" w:hAnsi="Malgun Gothic" w:eastAsia="Malgun Gothic" w:cs="Malgun Gothic"/>
+                <w:b w:val="0"/>
+                <w:sz w:val="19"/>
+              </w:rPr>
+              <w:t>미확인</w:t>
+            </w:r>
+          </w:p>
+        </w:tc>
+        <w:tc>
+          <w:tcPr>
+            <w:tcW w:type="dxa" w:w="3099"/>
+            <w:tcBorders>
+              <w:top w:val="single" w:sz="4" w:color="999999"/>
+              <w:bottom w:val="single" w:sz="4" w:color="999999"/>
+            </w:tcBorders>
+          </w:tcPr>
+          <w:p>
+            <w:pPr>
+              <w:spacing w:after="40"/>
+            </w:pPr>
+            <w:r>
+              <w:rPr>
+                <w:sz w:val="19"/>
+              </w:rPr>
+            </w:r>
+            <w:r>
+              <w:rPr>
+                <w:rFonts w:ascii="Malgun Gothic" w:hAnsi="Malgun Gothic" w:eastAsia="Malgun Gothic" w:cs="Malgun Gothic"/>
+                <w:b w:val="0"/>
+                <w:sz w:val="19"/>
+              </w:rPr>
+              <w:t>주제가 고용서비스 — 상권과 맞지 않는다</w:t>
+            </w:r>
+          </w:p>
+        </w:tc>
+      </w:tr>
+    </w:tbl>
+    <w:p/>
+    <w:p>
+      <w:r>
+        <w:rPr>
+          <w:rFonts w:ascii="Malgun Gothic" w:hAnsi="Malgun Gothic" w:eastAsia="Malgun Gothic" w:cs="Malgun Gothic"/>
+          <w:b w:val="0"/>
+        </w:rPr>
+        <w:t>결론은 캘린더의 판단과 같다 — 10월~1월 사이 상금이 있고 직장인이 낼 수 있는 자리는 얇고, 큰 자리는 2~5월에 몰린다. 공고가 뜨는 대로 위 '다음 시즌' 표의 자리부터 준비 키트를 따라 낸다.</w:t>
+      </w:r>
+    </w:p>
     <w:sectPr>
       <w:footerReference w:type="default" r:id="rId9"/>
       <w:pgSz w:w="11906" w:h="16838"/>
